--- a/SHAZIA JAMEEL_timetable.docx
+++ b/SHAZIA JAMEEL_timetable.docx
@@ -7,7 +7,12 @@
         <w:pStyle w:val="Title"/>
       </w:pPr>
       <w:r>
-        <w:t>Teacher Timetable - SHAZIA JAMEEL</w:t>
+        <w:t>Teacher Timetable — SHAZIA JAMEEL</w:t>
+      </w:r>
+    </w:p>
+    <w:p>
+      <w:r>
+        <w:t>Total Weekly Periods: 25</w:t>
       </w:r>
     </w:p>
     <w:tbl>
@@ -17,17 +22,19 @@
         <w:tblLook w:firstColumn="1" w:firstRow="1" w:lastColumn="0" w:lastRow="0" w:noHBand="0" w:noVBand="1" w:val="04A0"/>
       </w:tblPr>
       <w:tblGrid>
-        <w:gridCol w:w="1440"/>
-        <w:gridCol w:w="1440"/>
-        <w:gridCol w:w="1440"/>
-        <w:gridCol w:w="1440"/>
-        <w:gridCol w:w="1440"/>
-        <w:gridCol w:w="1440"/>
+        <w:gridCol w:w="1080"/>
+        <w:gridCol w:w="1080"/>
+        <w:gridCol w:w="1080"/>
+        <w:gridCol w:w="1080"/>
+        <w:gridCol w:w="1080"/>
+        <w:gridCol w:w="1080"/>
+        <w:gridCol w:w="1080"/>
+        <w:gridCol w:w="1080"/>
       </w:tblGrid>
       <w:tr>
         <w:tc>
           <w:tcPr>
-            <w:tcW w:type="dxa" w:w="1440"/>
+            <w:tcW w:type="dxa" w:w="1080"/>
           </w:tcPr>
           <w:p>
             <w:r>
@@ -37,51 +44,71 @@
         </w:tc>
         <w:tc>
           <w:tcPr>
-            <w:tcW w:type="dxa" w:w="1440"/>
+            <w:tcW w:type="dxa" w:w="1080"/>
           </w:tcPr>
           <w:p>
             <w:r>
-              <w:t>Monday</w:t>
+              <w:t>Mon-Thu Time</w:t>
             </w:r>
           </w:p>
         </w:tc>
         <w:tc>
           <w:tcPr>
-            <w:tcW w:type="dxa" w:w="1440"/>
+            <w:tcW w:type="dxa" w:w="1080"/>
           </w:tcPr>
           <w:p>
             <w:r>
-              <w:t>Tuesday</w:t>
+              <w:t>Mon</w:t>
             </w:r>
           </w:p>
         </w:tc>
         <w:tc>
           <w:tcPr>
-            <w:tcW w:type="dxa" w:w="1440"/>
+            <w:tcW w:type="dxa" w:w="1080"/>
           </w:tcPr>
           <w:p>
             <w:r>
-              <w:t>Wednesday</w:t>
+              <w:t>Tue</w:t>
             </w:r>
           </w:p>
         </w:tc>
         <w:tc>
           <w:tcPr>
-            <w:tcW w:type="dxa" w:w="1440"/>
+            <w:tcW w:type="dxa" w:w="1080"/>
           </w:tcPr>
           <w:p>
             <w:r>
-              <w:t>Thursday</w:t>
+              <w:t>Wed</w:t>
             </w:r>
           </w:p>
         </w:tc>
         <w:tc>
           <w:tcPr>
-            <w:tcW w:type="dxa" w:w="1440"/>
+            <w:tcW w:type="dxa" w:w="1080"/>
           </w:tcPr>
           <w:p>
             <w:r>
-              <w:t>Friday</w:t>
+              <w:t>Thu</w:t>
+            </w:r>
+          </w:p>
+        </w:tc>
+        <w:tc>
+          <w:tcPr>
+            <w:tcW w:type="dxa" w:w="1080"/>
+          </w:tcPr>
+          <w:p>
+            <w:r>
+              <w:t>Fri</w:t>
+            </w:r>
+          </w:p>
+        </w:tc>
+        <w:tc>
+          <w:tcPr>
+            <w:tcW w:type="dxa" w:w="1080"/>
+          </w:tcPr>
+          <w:p>
+            <w:r>
+              <w:t>Fri Time</w:t>
             </w:r>
           </w:p>
         </w:tc>
@@ -89,7 +116,7 @@
       <w:tr>
         <w:tc>
           <w:tcPr>
-            <w:tcW w:type="dxa" w:w="1440"/>
+            <w:tcW w:type="dxa" w:w="1080"/>
           </w:tcPr>
           <w:p>
             <w:r>
@@ -99,7 +126,17 @@
         </w:tc>
         <w:tc>
           <w:tcPr>
-            <w:tcW w:type="dxa" w:w="1440"/>
+            <w:tcW w:type="dxa" w:w="1080"/>
+          </w:tcPr>
+          <w:p>
+            <w:r>
+              <w:t>8:00-8:50</w:t>
+            </w:r>
+          </w:p>
+        </w:tc>
+        <w:tc>
+          <w:tcPr>
+            <w:tcW w:type="dxa" w:w="1080"/>
           </w:tcPr>
           <w:p>
             <w:r>
@@ -111,7 +148,7 @@
         </w:tc>
         <w:tc>
           <w:tcPr>
-            <w:tcW w:type="dxa" w:w="1440"/>
+            <w:tcW w:type="dxa" w:w="1080"/>
           </w:tcPr>
           <w:p>
             <w:r>
@@ -123,7 +160,7 @@
         </w:tc>
         <w:tc>
           <w:tcPr>
-            <w:tcW w:type="dxa" w:w="1440"/>
+            <w:tcW w:type="dxa" w:w="1080"/>
           </w:tcPr>
           <w:p>
             <w:r>
@@ -135,7 +172,7 @@
         </w:tc>
         <w:tc>
           <w:tcPr>
-            <w:tcW w:type="dxa" w:w="1440"/>
+            <w:tcW w:type="dxa" w:w="1080"/>
           </w:tcPr>
           <w:p>
             <w:r>
@@ -147,7 +184,7 @@
         </w:tc>
         <w:tc>
           <w:tcPr>
-            <w:tcW w:type="dxa" w:w="1440"/>
+            <w:tcW w:type="dxa" w:w="1080"/>
           </w:tcPr>
           <w:p>
             <w:r>
@@ -157,11 +194,21 @@
             </w:r>
           </w:p>
         </w:tc>
+        <w:tc>
+          <w:tcPr>
+            <w:tcW w:type="dxa" w:w="1080"/>
+          </w:tcPr>
+          <w:p>
+            <w:r>
+              <w:t>8:00-8:40</w:t>
+            </w:r>
+          </w:p>
+        </w:tc>
       </w:tr>
       <w:tr>
         <w:tc>
           <w:tcPr>
-            <w:tcW w:type="dxa" w:w="1440"/>
+            <w:tcW w:type="dxa" w:w="1080"/>
           </w:tcPr>
           <w:p>
             <w:r>
@@ -171,7 +218,17 @@
         </w:tc>
         <w:tc>
           <w:tcPr>
-            <w:tcW w:type="dxa" w:w="1440"/>
+            <w:tcW w:type="dxa" w:w="1080"/>
+          </w:tcPr>
+          <w:p>
+            <w:r>
+              <w:t>8:50-9:30</w:t>
+            </w:r>
+          </w:p>
+        </w:tc>
+        <w:tc>
+          <w:tcPr>
+            <w:tcW w:type="dxa" w:w="1080"/>
           </w:tcPr>
           <w:p>
             <w:r>
@@ -183,7 +240,7 @@
         </w:tc>
         <w:tc>
           <w:tcPr>
-            <w:tcW w:type="dxa" w:w="1440"/>
+            <w:tcW w:type="dxa" w:w="1080"/>
           </w:tcPr>
           <w:p>
             <w:r>
@@ -195,7 +252,7 @@
         </w:tc>
         <w:tc>
           <w:tcPr>
-            <w:tcW w:type="dxa" w:w="1440"/>
+            <w:tcW w:type="dxa" w:w="1080"/>
           </w:tcPr>
           <w:p>
             <w:r/>
@@ -203,7 +260,7 @@
         </w:tc>
         <w:tc>
           <w:tcPr>
-            <w:tcW w:type="dxa" w:w="1440"/>
+            <w:tcW w:type="dxa" w:w="1080"/>
           </w:tcPr>
           <w:p>
             <w:r/>
@@ -211,7 +268,7 @@
         </w:tc>
         <w:tc>
           <w:tcPr>
-            <w:tcW w:type="dxa" w:w="1440"/>
+            <w:tcW w:type="dxa" w:w="1080"/>
           </w:tcPr>
           <w:p>
             <w:r>
@@ -221,11 +278,21 @@
             </w:r>
           </w:p>
         </w:tc>
+        <w:tc>
+          <w:tcPr>
+            <w:tcW w:type="dxa" w:w="1080"/>
+          </w:tcPr>
+          <w:p>
+            <w:r>
+              <w:t>8:40-9:15</w:t>
+            </w:r>
+          </w:p>
+        </w:tc>
       </w:tr>
       <w:tr>
         <w:tc>
           <w:tcPr>
-            <w:tcW w:type="dxa" w:w="1440"/>
+            <w:tcW w:type="dxa" w:w="1080"/>
           </w:tcPr>
           <w:p>
             <w:r>
@@ -235,7 +302,17 @@
         </w:tc>
         <w:tc>
           <w:tcPr>
-            <w:tcW w:type="dxa" w:w="1440"/>
+            <w:tcW w:type="dxa" w:w="1080"/>
+          </w:tcPr>
+          <w:p>
+            <w:r>
+              <w:t>9:30-10:10</w:t>
+            </w:r>
+          </w:p>
+        </w:tc>
+        <w:tc>
+          <w:tcPr>
+            <w:tcW w:type="dxa" w:w="1080"/>
           </w:tcPr>
           <w:p>
             <w:r/>
@@ -243,7 +320,7 @@
         </w:tc>
         <w:tc>
           <w:tcPr>
-            <w:tcW w:type="dxa" w:w="1440"/>
+            <w:tcW w:type="dxa" w:w="1080"/>
           </w:tcPr>
           <w:p>
             <w:r>
@@ -255,7 +332,7 @@
         </w:tc>
         <w:tc>
           <w:tcPr>
-            <w:tcW w:type="dxa" w:w="1440"/>
+            <w:tcW w:type="dxa" w:w="1080"/>
           </w:tcPr>
           <w:p>
             <w:r>
@@ -267,7 +344,7 @@
         </w:tc>
         <w:tc>
           <w:tcPr>
-            <w:tcW w:type="dxa" w:w="1440"/>
+            <w:tcW w:type="dxa" w:w="1080"/>
           </w:tcPr>
           <w:p>
             <w:r>
@@ -279,17 +356,27 @@
         </w:tc>
         <w:tc>
           <w:tcPr>
-            <w:tcW w:type="dxa" w:w="1440"/>
+            <w:tcW w:type="dxa" w:w="1080"/>
           </w:tcPr>
           <w:p>
             <w:r/>
+          </w:p>
+        </w:tc>
+        <w:tc>
+          <w:tcPr>
+            <w:tcW w:type="dxa" w:w="1080"/>
+          </w:tcPr>
+          <w:p>
+            <w:r>
+              <w:t>9:15-9:50</w:t>
+            </w:r>
           </w:p>
         </w:tc>
       </w:tr>
       <w:tr>
         <w:tc>
           <w:tcPr>
-            <w:tcW w:type="dxa" w:w="1440"/>
+            <w:tcW w:type="dxa" w:w="1080"/>
           </w:tcPr>
           <w:p>
             <w:r>
@@ -299,7 +386,17 @@
         </w:tc>
         <w:tc>
           <w:tcPr>
-            <w:tcW w:type="dxa" w:w="1440"/>
+            <w:tcW w:type="dxa" w:w="1080"/>
+          </w:tcPr>
+          <w:p>
+            <w:r>
+              <w:t>10:10-10:50</w:t>
+            </w:r>
+          </w:p>
+        </w:tc>
+        <w:tc>
+          <w:tcPr>
+            <w:tcW w:type="dxa" w:w="1080"/>
           </w:tcPr>
           <w:p>
             <w:r>
@@ -311,7 +408,7 @@
         </w:tc>
         <w:tc>
           <w:tcPr>
-            <w:tcW w:type="dxa" w:w="1440"/>
+            <w:tcW w:type="dxa" w:w="1080"/>
           </w:tcPr>
           <w:p>
             <w:r/>
@@ -319,7 +416,7 @@
         </w:tc>
         <w:tc>
           <w:tcPr>
-            <w:tcW w:type="dxa" w:w="1440"/>
+            <w:tcW w:type="dxa" w:w="1080"/>
           </w:tcPr>
           <w:p>
             <w:r>
@@ -331,7 +428,7 @@
         </w:tc>
         <w:tc>
           <w:tcPr>
-            <w:tcW w:type="dxa" w:w="1440"/>
+            <w:tcW w:type="dxa" w:w="1080"/>
           </w:tcPr>
           <w:p>
             <w:r/>
@@ -339,17 +436,27 @@
         </w:tc>
         <w:tc>
           <w:tcPr>
-            <w:tcW w:type="dxa" w:w="1440"/>
+            <w:tcW w:type="dxa" w:w="1080"/>
           </w:tcPr>
           <w:p>
             <w:r/>
+          </w:p>
+        </w:tc>
+        <w:tc>
+          <w:tcPr>
+            <w:tcW w:type="dxa" w:w="1080"/>
+          </w:tcPr>
+          <w:p>
+            <w:r>
+              <w:t>9:50-10:25</w:t>
+            </w:r>
           </w:p>
         </w:tc>
       </w:tr>
       <w:tr>
         <w:tc>
           <w:tcPr>
-            <w:tcW w:type="dxa" w:w="1440"/>
+            <w:tcW w:type="dxa" w:w="1080"/>
           </w:tcPr>
           <w:p>
             <w:r>
@@ -359,7 +466,17 @@
         </w:tc>
         <w:tc>
           <w:tcPr>
-            <w:tcW w:type="dxa" w:w="1440"/>
+            <w:tcW w:type="dxa" w:w="1080"/>
+          </w:tcPr>
+          <w:p>
+            <w:r>
+              <w:t>10:50-11:30</w:t>
+            </w:r>
+          </w:p>
+        </w:tc>
+        <w:tc>
+          <w:tcPr>
+            <w:tcW w:type="dxa" w:w="1080"/>
           </w:tcPr>
           <w:p>
             <w:r/>
@@ -367,7 +484,7 @@
         </w:tc>
         <w:tc>
           <w:tcPr>
-            <w:tcW w:type="dxa" w:w="1440"/>
+            <w:tcW w:type="dxa" w:w="1080"/>
           </w:tcPr>
           <w:p>
             <w:r>
@@ -379,7 +496,7 @@
         </w:tc>
         <w:tc>
           <w:tcPr>
-            <w:tcW w:type="dxa" w:w="1440"/>
+            <w:tcW w:type="dxa" w:w="1080"/>
           </w:tcPr>
           <w:p>
             <w:r>
@@ -391,7 +508,7 @@
         </w:tc>
         <w:tc>
           <w:tcPr>
-            <w:tcW w:type="dxa" w:w="1440"/>
+            <w:tcW w:type="dxa" w:w="1080"/>
           </w:tcPr>
           <w:p>
             <w:r>
@@ -403,17 +520,7 @@
         </w:tc>
         <w:tc>
           <w:tcPr>
-            <w:tcW w:type="dxa" w:w="1440"/>
-          </w:tcPr>
-          <w:p>
-            <w:r/>
-          </w:p>
-        </w:tc>
-      </w:tr>
-      <w:tr>
-        <w:tc>
-          <w:tcPr>
-            <w:tcW w:type="dxa" w:w="1440"/>
+            <w:tcW w:type="dxa" w:w="1080"/>
           </w:tcPr>
           <w:p>
             <w:r>
@@ -423,7 +530,39 @@
         </w:tc>
         <w:tc>
           <w:tcPr>
-            <w:tcW w:type="dxa" w:w="1440"/>
+            <w:tcW w:type="dxa" w:w="1080"/>
+          </w:tcPr>
+          <w:p>
+            <w:r>
+              <w:t>10:55-11:35</w:t>
+            </w:r>
+          </w:p>
+        </w:tc>
+      </w:tr>
+      <w:tr>
+        <w:tc>
+          <w:tcPr>
+            <w:tcW w:type="dxa" w:w="1080"/>
+          </w:tcPr>
+          <w:p>
+            <w:r>
+              <w:t>Lunch</w:t>
+            </w:r>
+          </w:p>
+        </w:tc>
+        <w:tc>
+          <w:tcPr>
+            <w:tcW w:type="dxa" w:w="1080"/>
+          </w:tcPr>
+          <w:p>
+            <w:r>
+              <w:t>11:30-12:00</w:t>
+            </w:r>
+          </w:p>
+        </w:tc>
+        <w:tc>
+          <w:tcPr>
+            <w:tcW w:type="dxa" w:w="1080"/>
           </w:tcPr>
           <w:p>
             <w:r/>
@@ -431,7 +570,7 @@
         </w:tc>
         <w:tc>
           <w:tcPr>
-            <w:tcW w:type="dxa" w:w="1440"/>
+            <w:tcW w:type="dxa" w:w="1080"/>
           </w:tcPr>
           <w:p>
             <w:r/>
@@ -439,7 +578,7 @@
         </w:tc>
         <w:tc>
           <w:tcPr>
-            <w:tcW w:type="dxa" w:w="1440"/>
+            <w:tcW w:type="dxa" w:w="1080"/>
           </w:tcPr>
           <w:p>
             <w:r/>
@@ -447,7 +586,7 @@
         </w:tc>
         <w:tc>
           <w:tcPr>
-            <w:tcW w:type="dxa" w:w="1440"/>
+            <w:tcW w:type="dxa" w:w="1080"/>
           </w:tcPr>
           <w:p>
             <w:r/>
@@ -455,17 +594,27 @@
         </w:tc>
         <w:tc>
           <w:tcPr>
-            <w:tcW w:type="dxa" w:w="1440"/>
+            <w:tcW w:type="dxa" w:w="1080"/>
           </w:tcPr>
           <w:p>
             <w:r/>
+          </w:p>
+        </w:tc>
+        <w:tc>
+          <w:tcPr>
+            <w:tcW w:type="dxa" w:w="1080"/>
+          </w:tcPr>
+          <w:p>
+            <w:r>
+              <w:t>10:25-10:55</w:t>
+            </w:r>
           </w:p>
         </w:tc>
       </w:tr>
       <w:tr>
         <w:tc>
           <w:tcPr>
-            <w:tcW w:type="dxa" w:w="1440"/>
+            <w:tcW w:type="dxa" w:w="1080"/>
           </w:tcPr>
           <w:p>
             <w:r>
@@ -475,7 +624,17 @@
         </w:tc>
         <w:tc>
           <w:tcPr>
-            <w:tcW w:type="dxa" w:w="1440"/>
+            <w:tcW w:type="dxa" w:w="1080"/>
+          </w:tcPr>
+          <w:p>
+            <w:r>
+              <w:t>12:00-12:40</w:t>
+            </w:r>
+          </w:p>
+        </w:tc>
+        <w:tc>
+          <w:tcPr>
+            <w:tcW w:type="dxa" w:w="1080"/>
           </w:tcPr>
           <w:p>
             <w:r/>
@@ -483,7 +642,7 @@
         </w:tc>
         <w:tc>
           <w:tcPr>
-            <w:tcW w:type="dxa" w:w="1440"/>
+            <w:tcW w:type="dxa" w:w="1080"/>
           </w:tcPr>
           <w:p>
             <w:r/>
@@ -491,7 +650,7 @@
         </w:tc>
         <w:tc>
           <w:tcPr>
-            <w:tcW w:type="dxa" w:w="1440"/>
+            <w:tcW w:type="dxa" w:w="1080"/>
           </w:tcPr>
           <w:p>
             <w:r>
@@ -503,7 +662,7 @@
         </w:tc>
         <w:tc>
           <w:tcPr>
-            <w:tcW w:type="dxa" w:w="1440"/>
+            <w:tcW w:type="dxa" w:w="1080"/>
           </w:tcPr>
           <w:p>
             <w:r>
@@ -515,7 +674,7 @@
         </w:tc>
         <w:tc>
           <w:tcPr>
-            <w:tcW w:type="dxa" w:w="1440"/>
+            <w:tcW w:type="dxa" w:w="1080"/>
           </w:tcPr>
           <w:p>
             <w:r>
@@ -525,11 +684,21 @@
             </w:r>
           </w:p>
         </w:tc>
+        <w:tc>
+          <w:tcPr>
+            <w:tcW w:type="dxa" w:w="1080"/>
+          </w:tcPr>
+          <w:p>
+            <w:r>
+              <w:t>11:35-12:15</w:t>
+            </w:r>
+          </w:p>
+        </w:tc>
       </w:tr>
       <w:tr>
         <w:tc>
           <w:tcPr>
-            <w:tcW w:type="dxa" w:w="1440"/>
+            <w:tcW w:type="dxa" w:w="1080"/>
           </w:tcPr>
           <w:p>
             <w:r>
@@ -539,7 +708,17 @@
         </w:tc>
         <w:tc>
           <w:tcPr>
-            <w:tcW w:type="dxa" w:w="1440"/>
+            <w:tcW w:type="dxa" w:w="1080"/>
+          </w:tcPr>
+          <w:p>
+            <w:r>
+              <w:t>12:40-1:20</w:t>
+            </w:r>
+          </w:p>
+        </w:tc>
+        <w:tc>
+          <w:tcPr>
+            <w:tcW w:type="dxa" w:w="1080"/>
           </w:tcPr>
           <w:p>
             <w:r>
@@ -551,7 +730,7 @@
         </w:tc>
         <w:tc>
           <w:tcPr>
-            <w:tcW w:type="dxa" w:w="1440"/>
+            <w:tcW w:type="dxa" w:w="1080"/>
           </w:tcPr>
           <w:p>
             <w:r>
@@ -563,7 +742,7 @@
         </w:tc>
         <w:tc>
           <w:tcPr>
-            <w:tcW w:type="dxa" w:w="1440"/>
+            <w:tcW w:type="dxa" w:w="1080"/>
           </w:tcPr>
           <w:p>
             <w:r>
@@ -575,7 +754,7 @@
         </w:tc>
         <w:tc>
           <w:tcPr>
-            <w:tcW w:type="dxa" w:w="1440"/>
+            <w:tcW w:type="dxa" w:w="1080"/>
           </w:tcPr>
           <w:p>
             <w:r/>
@@ -583,7 +762,15 @@
         </w:tc>
         <w:tc>
           <w:tcPr>
-            <w:tcW w:type="dxa" w:w="1440"/>
+            <w:tcW w:type="dxa" w:w="1080"/>
+          </w:tcPr>
+          <w:p>
+            <w:r/>
+          </w:p>
+        </w:tc>
+        <w:tc>
+          <w:tcPr>
+            <w:tcW w:type="dxa" w:w="1080"/>
           </w:tcPr>
           <w:p>
             <w:r/>
@@ -593,7 +780,7 @@
       <w:tr>
         <w:tc>
           <w:tcPr>
-            <w:tcW w:type="dxa" w:w="1440"/>
+            <w:tcW w:type="dxa" w:w="1080"/>
           </w:tcPr>
           <w:p>
             <w:r>
@@ -603,7 +790,17 @@
         </w:tc>
         <w:tc>
           <w:tcPr>
-            <w:tcW w:type="dxa" w:w="1440"/>
+            <w:tcW w:type="dxa" w:w="1080"/>
+          </w:tcPr>
+          <w:p>
+            <w:r>
+              <w:t>1:20-2:00</w:t>
+            </w:r>
+          </w:p>
+        </w:tc>
+        <w:tc>
+          <w:tcPr>
+            <w:tcW w:type="dxa" w:w="1080"/>
           </w:tcPr>
           <w:p>
             <w:r>
@@ -615,7 +812,7 @@
         </w:tc>
         <w:tc>
           <w:tcPr>
-            <w:tcW w:type="dxa" w:w="1440"/>
+            <w:tcW w:type="dxa" w:w="1080"/>
           </w:tcPr>
           <w:p>
             <w:r>
@@ -627,7 +824,7 @@
         </w:tc>
         <w:tc>
           <w:tcPr>
-            <w:tcW w:type="dxa" w:w="1440"/>
+            <w:tcW w:type="dxa" w:w="1080"/>
           </w:tcPr>
           <w:p>
             <w:r/>
@@ -635,7 +832,7 @@
         </w:tc>
         <w:tc>
           <w:tcPr>
-            <w:tcW w:type="dxa" w:w="1440"/>
+            <w:tcW w:type="dxa" w:w="1080"/>
           </w:tcPr>
           <w:p>
             <w:r>
@@ -647,7 +844,15 @@
         </w:tc>
         <w:tc>
           <w:tcPr>
-            <w:tcW w:type="dxa" w:w="1440"/>
+            <w:tcW w:type="dxa" w:w="1080"/>
+          </w:tcPr>
+          <w:p>
+            <w:r/>
+          </w:p>
+        </w:tc>
+        <w:tc>
+          <w:tcPr>
+            <w:tcW w:type="dxa" w:w="1080"/>
           </w:tcPr>
           <w:p>
             <w:r/>

--- a/SHAZIA JAMEEL_timetable.docx
+++ b/SHAZIA JAMEEL_timetable.docx
@@ -151,11 +151,7 @@
             <w:tcW w:type="dxa" w:w="1080"/>
           </w:tcPr>
           <w:p>
-            <w:r>
-              <w:t>8B</w:t>
-              <w:br/>
-              <w:t>URDU</w:t>
-            </w:r>
+            <w:r/>
           </w:p>
         </w:tc>
         <w:tc>
@@ -231,30 +227,6 @@
             <w:tcW w:type="dxa" w:w="1080"/>
           </w:tcPr>
           <w:p>
-            <w:r>
-              <w:t>9C</w:t>
-              <w:br/>
-              <w:t>URDU</w:t>
-            </w:r>
-          </w:p>
-        </w:tc>
-        <w:tc>
-          <w:tcPr>
-            <w:tcW w:type="dxa" w:w="1080"/>
-          </w:tcPr>
-          <w:p>
-            <w:r>
-              <w:t>9C</w:t>
-              <w:br/>
-              <w:t>URDU</w:t>
-            </w:r>
-          </w:p>
-        </w:tc>
-        <w:tc>
-          <w:tcPr>
-            <w:tcW w:type="dxa" w:w="1080"/>
-          </w:tcPr>
-          <w:p>
             <w:r/>
           </w:p>
         </w:tc>
@@ -273,6 +245,30 @@
           <w:p>
             <w:r>
               <w:t>8A</w:t>
+              <w:br/>
+              <w:t>URDU</w:t>
+            </w:r>
+          </w:p>
+        </w:tc>
+        <w:tc>
+          <w:tcPr>
+            <w:tcW w:type="dxa" w:w="1080"/>
+          </w:tcPr>
+          <w:p>
+            <w:r>
+              <w:t>7B</w:t>
+              <w:br/>
+              <w:t>URDU</w:t>
+            </w:r>
+          </w:p>
+        </w:tc>
+        <w:tc>
+          <w:tcPr>
+            <w:tcW w:type="dxa" w:w="1080"/>
+          </w:tcPr>
+          <w:p>
+            <w:r>
+              <w:t>9B</w:t>
               <w:br/>
               <w:t>URDU</w:t>
             </w:r>
@@ -324,7 +320,7 @@
           </w:tcPr>
           <w:p>
             <w:r>
-              <w:t>9B</w:t>
+              <w:t>7B</w:t>
               <w:br/>
               <w:t>URDU</w:t>
             </w:r>
@@ -335,11 +331,7 @@
             <w:tcW w:type="dxa" w:w="1080"/>
           </w:tcPr>
           <w:p>
-            <w:r>
-              <w:t>9C</w:t>
-              <w:br/>
-              <w:t>URDU</w:t>
-            </w:r>
+            <w:r/>
           </w:p>
         </w:tc>
         <w:tc>
@@ -348,7 +340,7 @@
           </w:tcPr>
           <w:p>
             <w:r>
-              <w:t>7B</w:t>
+              <w:t>9B</w:t>
               <w:br/>
               <w:t>URDU</w:t>
             </w:r>
@@ -400,7 +392,31 @@
           </w:tcPr>
           <w:p>
             <w:r>
-              <w:t>9C</w:t>
+              <w:t>8A</w:t>
+              <w:br/>
+              <w:t>URDU</w:t>
+            </w:r>
+          </w:p>
+        </w:tc>
+        <w:tc>
+          <w:tcPr>
+            <w:tcW w:type="dxa" w:w="1080"/>
+          </w:tcPr>
+          <w:p>
+            <w:r>
+              <w:t>9B</w:t>
+              <w:br/>
+              <w:t>URDU</w:t>
+            </w:r>
+          </w:p>
+        </w:tc>
+        <w:tc>
+          <w:tcPr>
+            <w:tcW w:type="dxa" w:w="1080"/>
+          </w:tcPr>
+          <w:p>
+            <w:r>
+              <w:t>9B</w:t>
               <w:br/>
               <w:t>URDU</w:t>
             </w:r>
@@ -420,75 +436,7 @@
           </w:tcPr>
           <w:p>
             <w:r>
-              <w:t>7B</w:t>
-              <w:br/>
-              <w:t>URDU</w:t>
-            </w:r>
-          </w:p>
-        </w:tc>
-        <w:tc>
-          <w:tcPr>
-            <w:tcW w:type="dxa" w:w="1080"/>
-          </w:tcPr>
-          <w:p>
-            <w:r/>
-          </w:p>
-        </w:tc>
-        <w:tc>
-          <w:tcPr>
-            <w:tcW w:type="dxa" w:w="1080"/>
-          </w:tcPr>
-          <w:p>
-            <w:r/>
-          </w:p>
-        </w:tc>
-        <w:tc>
-          <w:tcPr>
-            <w:tcW w:type="dxa" w:w="1080"/>
-          </w:tcPr>
-          <w:p>
-            <w:r>
-              <w:t>9:50-10:25</w:t>
-            </w:r>
-          </w:p>
-        </w:tc>
-      </w:tr>
-      <w:tr>
-        <w:tc>
-          <w:tcPr>
-            <w:tcW w:type="dxa" w:w="1080"/>
-          </w:tcPr>
-          <w:p>
-            <w:r>
-              <w:t>P5</w:t>
-            </w:r>
-          </w:p>
-        </w:tc>
-        <w:tc>
-          <w:tcPr>
-            <w:tcW w:type="dxa" w:w="1080"/>
-          </w:tcPr>
-          <w:p>
-            <w:r>
-              <w:t>10:50-11:30</w:t>
-            </w:r>
-          </w:p>
-        </w:tc>
-        <w:tc>
-          <w:tcPr>
-            <w:tcW w:type="dxa" w:w="1080"/>
-          </w:tcPr>
-          <w:p>
-            <w:r/>
-          </w:p>
-        </w:tc>
-        <w:tc>
-          <w:tcPr>
-            <w:tcW w:type="dxa" w:w="1080"/>
-          </w:tcPr>
-          <w:p>
-            <w:r>
-              <w:t>8A</w:t>
+              <w:t>9C</w:t>
               <w:br/>
               <w:t>URDU</w:t>
             </w:r>
@@ -500,41 +448,7 @@
           </w:tcPr>
           <w:p>
             <w:r>
-              <w:t>8A</w:t>
-              <w:br/>
-              <w:t>URDU</w:t>
-            </w:r>
-          </w:p>
-        </w:tc>
-        <w:tc>
-          <w:tcPr>
-            <w:tcW w:type="dxa" w:w="1080"/>
-          </w:tcPr>
-          <w:p>
-            <w:r>
-              <w:t>8A</w:t>
-              <w:br/>
-              <w:t>URDU</w:t>
-            </w:r>
-          </w:p>
-        </w:tc>
-        <w:tc>
-          <w:tcPr>
-            <w:tcW w:type="dxa" w:w="1080"/>
-          </w:tcPr>
-          <w:p>
-            <w:r>
-              <w:t>Lunch</w:t>
-            </w:r>
-          </w:p>
-        </w:tc>
-        <w:tc>
-          <w:tcPr>
-            <w:tcW w:type="dxa" w:w="1080"/>
-          </w:tcPr>
-          <w:p>
-            <w:r>
-              <w:t>10:55-11:35</w:t>
+              <w:t>9:50-10:25</w:t>
             </w:r>
           </w:p>
         </w:tc>
@@ -556,7 +470,7 @@
           </w:tcPr>
           <w:p>
             <w:r>
-              <w:t>11:30-12:00</w:t>
+              <w:t>10:50-11:20</w:t>
             </w:r>
           </w:p>
         </w:tc>
@@ -618,7 +532,7 @@
           </w:tcPr>
           <w:p>
             <w:r>
-              <w:t>P6</w:t>
+              <w:t>P5</w:t>
             </w:r>
           </w:p>
         </w:tc>
@@ -628,7 +542,7 @@
           </w:tcPr>
           <w:p>
             <w:r>
-              <w:t>12:00-12:40</w:t>
+              <w:t>11:20-12:00</w:t>
             </w:r>
           </w:p>
         </w:tc>
@@ -654,7 +568,71 @@
           </w:tcPr>
           <w:p>
             <w:r>
-              <w:t>9B</w:t>
+              <w:t>7B</w:t>
+              <w:br/>
+              <w:t>URDU</w:t>
+            </w:r>
+          </w:p>
+        </w:tc>
+        <w:tc>
+          <w:tcPr>
+            <w:tcW w:type="dxa" w:w="1080"/>
+          </w:tcPr>
+          <w:p>
+            <w:r/>
+          </w:p>
+        </w:tc>
+        <w:tc>
+          <w:tcPr>
+            <w:tcW w:type="dxa" w:w="1080"/>
+          </w:tcPr>
+          <w:p>
+            <w:r>
+              <w:t>8A</w:t>
+              <w:br/>
+              <w:t>URDU</w:t>
+            </w:r>
+          </w:p>
+        </w:tc>
+        <w:tc>
+          <w:tcPr>
+            <w:tcW w:type="dxa" w:w="1080"/>
+          </w:tcPr>
+          <w:p>
+            <w:r>
+              <w:t>10:55-11:35</w:t>
+            </w:r>
+          </w:p>
+        </w:tc>
+      </w:tr>
+      <w:tr>
+        <w:tc>
+          <w:tcPr>
+            <w:tcW w:type="dxa" w:w="1080"/>
+          </w:tcPr>
+          <w:p>
+            <w:r>
+              <w:t>P6</w:t>
+            </w:r>
+          </w:p>
+        </w:tc>
+        <w:tc>
+          <w:tcPr>
+            <w:tcW w:type="dxa" w:w="1080"/>
+          </w:tcPr>
+          <w:p>
+            <w:r>
+              <w:t>12:00-12:40</w:t>
+            </w:r>
+          </w:p>
+        </w:tc>
+        <w:tc>
+          <w:tcPr>
+            <w:tcW w:type="dxa" w:w="1080"/>
+          </w:tcPr>
+          <w:p>
+            <w:r>
+              <w:t>7B</w:t>
               <w:br/>
               <w:t>URDU</w:t>
             </w:r>
@@ -677,8 +655,24 @@
             <w:tcW w:type="dxa" w:w="1080"/>
           </w:tcPr>
           <w:p>
+            <w:r/>
+          </w:p>
+        </w:tc>
+        <w:tc>
+          <w:tcPr>
+            <w:tcW w:type="dxa" w:w="1080"/>
+          </w:tcPr>
+          <w:p>
+            <w:r/>
+          </w:p>
+        </w:tc>
+        <w:tc>
+          <w:tcPr>
+            <w:tcW w:type="dxa" w:w="1080"/>
+          </w:tcPr>
+          <w:p>
             <w:r>
-              <w:t>9B</w:t>
+              <w:t>7B</w:t>
               <w:br/>
               <w:t>URDU</w:t>
             </w:r>
@@ -722,6 +716,18 @@
           </w:tcPr>
           <w:p>
             <w:r>
+              <w:t>9B</w:t>
+              <w:br/>
+              <w:t>URDU</w:t>
+            </w:r>
+          </w:p>
+        </w:tc>
+        <w:tc>
+          <w:tcPr>
+            <w:tcW w:type="dxa" w:w="1080"/>
+          </w:tcPr>
+          <w:p>
+            <w:r>
               <w:t>8A</w:t>
               <w:br/>
               <w:t>URDU</w:t>
@@ -733,11 +739,7 @@
             <w:tcW w:type="dxa" w:w="1080"/>
           </w:tcPr>
           <w:p>
-            <w:r>
-              <w:t>7B</w:t>
-              <w:br/>
-              <w:t>URDU</w:t>
-            </w:r>
+            <w:r/>
           </w:p>
         </w:tc>
         <w:tc>
@@ -746,18 +748,10 @@
           </w:tcPr>
           <w:p>
             <w:r>
-              <w:t>7B</w:t>
+              <w:t>9C</w:t>
               <w:br/>
               <w:t>URDU</w:t>
             </w:r>
-          </w:p>
-        </w:tc>
-        <w:tc>
-          <w:tcPr>
-            <w:tcW w:type="dxa" w:w="1080"/>
-          </w:tcPr>
-          <w:p>
-            <w:r/>
           </w:p>
         </w:tc>
         <w:tc>
@@ -804,7 +798,7 @@
           </w:tcPr>
           <w:p>
             <w:r>
-              <w:t>9B</w:t>
+              <w:t>9C</w:t>
               <w:br/>
               <w:t>URDU</w:t>
             </w:r>
@@ -816,7 +810,7 @@
           </w:tcPr>
           <w:p>
             <w:r>
-              <w:t>7B</w:t>
+              <w:t>8B</w:t>
               <w:br/>
               <w:t>URDU</w:t>
             </w:r>
@@ -827,7 +821,11 @@
             <w:tcW w:type="dxa" w:w="1080"/>
           </w:tcPr>
           <w:p>
-            <w:r/>
+            <w:r>
+              <w:t>9C</w:t>
+              <w:br/>
+              <w:t>URDU</w:t>
+            </w:r>
           </w:p>
         </w:tc>
         <w:tc>
@@ -836,7 +834,7 @@
           </w:tcPr>
           <w:p>
             <w:r>
-              <w:t>9B</w:t>
+              <w:t>8A</w:t>
               <w:br/>
               <w:t>URDU</w:t>
             </w:r>

--- a/SHAZIA JAMEEL_timetable.docx
+++ b/SHAZIA JAMEEL_timetable.docx
@@ -22,92 +22,116 @@
         <w:tblLook w:firstColumn="1" w:firstRow="1" w:lastColumn="0" w:lastRow="0" w:noHBand="0" w:noVBand="1" w:val="04A0"/>
       </w:tblPr>
       <w:tblGrid>
-        <w:gridCol w:w="1080"/>
-        <w:gridCol w:w="1080"/>
-        <w:gridCol w:w="1080"/>
-        <w:gridCol w:w="1080"/>
-        <w:gridCol w:w="1080"/>
-        <w:gridCol w:w="1080"/>
-        <w:gridCol w:w="1080"/>
-        <w:gridCol w:w="1080"/>
+        <w:gridCol w:w="1530"/>
+        <w:gridCol w:w="1530"/>
+        <w:gridCol w:w="1530"/>
+        <w:gridCol w:w="1530"/>
+        <w:gridCol w:w="1530"/>
+        <w:gridCol w:w="1530"/>
+        <w:gridCol w:w="1530"/>
+        <w:gridCol w:w="1530"/>
       </w:tblGrid>
       <w:tr>
         <w:tc>
           <w:tcPr>
-            <w:tcW w:type="dxa" w:w="1080"/>
+            <w:tcW w:type="dxa" w:w="1530"/>
           </w:tcPr>
           <w:p>
             <w:r>
+              <w:rPr>
+                <w:b/>
+              </w:rPr>
               <w:t>Period</w:t>
             </w:r>
           </w:p>
         </w:tc>
         <w:tc>
           <w:tcPr>
-            <w:tcW w:type="dxa" w:w="1080"/>
+            <w:tcW w:type="dxa" w:w="1530"/>
           </w:tcPr>
           <w:p>
             <w:r>
-              <w:t>Mon-Thu Time</w:t>
+              <w:rPr>
+                <w:b/>
+              </w:rPr>
+              <w:t>Mon-Wed Time</w:t>
             </w:r>
           </w:p>
         </w:tc>
         <w:tc>
           <w:tcPr>
-            <w:tcW w:type="dxa" w:w="1080"/>
+            <w:tcW w:type="dxa" w:w="1530"/>
           </w:tcPr>
           <w:p>
             <w:r>
+              <w:rPr>
+                <w:b/>
+              </w:rPr>
               <w:t>Mon</w:t>
             </w:r>
           </w:p>
         </w:tc>
         <w:tc>
           <w:tcPr>
-            <w:tcW w:type="dxa" w:w="1080"/>
+            <w:tcW w:type="dxa" w:w="1530"/>
           </w:tcPr>
           <w:p>
             <w:r>
+              <w:rPr>
+                <w:b/>
+              </w:rPr>
               <w:t>Tue</w:t>
             </w:r>
           </w:p>
         </w:tc>
         <w:tc>
           <w:tcPr>
-            <w:tcW w:type="dxa" w:w="1080"/>
+            <w:tcW w:type="dxa" w:w="1530"/>
           </w:tcPr>
           <w:p>
             <w:r>
+              <w:rPr>
+                <w:b/>
+              </w:rPr>
               <w:t>Wed</w:t>
             </w:r>
           </w:p>
         </w:tc>
         <w:tc>
           <w:tcPr>
-            <w:tcW w:type="dxa" w:w="1080"/>
+            <w:tcW w:type="dxa" w:w="1530"/>
           </w:tcPr>
           <w:p>
             <w:r>
+              <w:rPr>
+                <w:b/>
+              </w:rPr>
               <w:t>Thu</w:t>
             </w:r>
           </w:p>
         </w:tc>
         <w:tc>
           <w:tcPr>
-            <w:tcW w:type="dxa" w:w="1080"/>
+            <w:tcW w:type="dxa" w:w="1530"/>
           </w:tcPr>
           <w:p>
             <w:r>
+              <w:rPr>
+                <w:b/>
+              </w:rPr>
               <w:t>Fri</w:t>
             </w:r>
           </w:p>
         </w:tc>
         <w:tc>
           <w:tcPr>
-            <w:tcW w:type="dxa" w:w="1080"/>
+            <w:tcW w:type="dxa" w:w="1530"/>
           </w:tcPr>
           <w:p>
             <w:r>
+              <w:rPr>
+                <w:b/>
+              </w:rPr>
               <w:t>Fri Time</w:t>
             </w:r>
           </w:p>
@@ -116,7 +140,7 @@
       <w:tr>
         <w:tc>
           <w:tcPr>
-            <w:tcW w:type="dxa" w:w="1080"/>
+            <w:tcW w:type="dxa" w:w="1530"/>
           </w:tcPr>
           <w:p>
             <w:r>
@@ -126,7 +150,7 @@
         </w:tc>
         <w:tc>
           <w:tcPr>
-            <w:tcW w:type="dxa" w:w="1080"/>
+            <w:tcW w:type="dxa" w:w="1530"/>
           </w:tcPr>
           <w:p>
             <w:r>
@@ -136,7 +160,7 @@
         </w:tc>
         <w:tc>
           <w:tcPr>
-            <w:tcW w:type="dxa" w:w="1080"/>
+            <w:tcW w:type="dxa" w:w="1530"/>
           </w:tcPr>
           <w:p>
             <w:r>
@@ -148,15 +172,7 @@
         </w:tc>
         <w:tc>
           <w:tcPr>
-            <w:tcW w:type="dxa" w:w="1080"/>
-          </w:tcPr>
-          <w:p>
-            <w:r/>
-          </w:p>
-        </w:tc>
-        <w:tc>
-          <w:tcPr>
-            <w:tcW w:type="dxa" w:w="1080"/>
+            <w:tcW w:type="dxa" w:w="1530"/>
           </w:tcPr>
           <w:p>
             <w:r>
@@ -168,7 +184,7 @@
         </w:tc>
         <w:tc>
           <w:tcPr>
-            <w:tcW w:type="dxa" w:w="1080"/>
+            <w:tcW w:type="dxa" w:w="1530"/>
           </w:tcPr>
           <w:p>
             <w:r>
@@ -180,7 +196,7 @@
         </w:tc>
         <w:tc>
           <w:tcPr>
-            <w:tcW w:type="dxa" w:w="1080"/>
+            <w:tcW w:type="dxa" w:w="1530"/>
           </w:tcPr>
           <w:p>
             <w:r>
@@ -192,7 +208,19 @@
         </w:tc>
         <w:tc>
           <w:tcPr>
-            <w:tcW w:type="dxa" w:w="1080"/>
+            <w:tcW w:type="dxa" w:w="1530"/>
+          </w:tcPr>
+          <w:p>
+            <w:r>
+              <w:t>9C</w:t>
+              <w:br/>
+              <w:t>URDU</w:t>
+            </w:r>
+          </w:p>
+        </w:tc>
+        <w:tc>
+          <w:tcPr>
+            <w:tcW w:type="dxa" w:w="1530"/>
           </w:tcPr>
           <w:p>
             <w:r>
@@ -204,7 +232,7 @@
       <w:tr>
         <w:tc>
           <w:tcPr>
-            <w:tcW w:type="dxa" w:w="1080"/>
+            <w:tcW w:type="dxa" w:w="1530"/>
           </w:tcPr>
           <w:p>
             <w:r>
@@ -214,7 +242,7 @@
         </w:tc>
         <w:tc>
           <w:tcPr>
-            <w:tcW w:type="dxa" w:w="1080"/>
+            <w:tcW w:type="dxa" w:w="1530"/>
           </w:tcPr>
           <w:p>
             <w:r>
@@ -224,7 +252,7 @@
         </w:tc>
         <w:tc>
           <w:tcPr>
-            <w:tcW w:type="dxa" w:w="1080"/>
+            <w:tcW w:type="dxa" w:w="1530"/>
           </w:tcPr>
           <w:p>
             <w:r/>
@@ -232,15 +260,7 @@
         </w:tc>
         <w:tc>
           <w:tcPr>
-            <w:tcW w:type="dxa" w:w="1080"/>
-          </w:tcPr>
-          <w:p>
-            <w:r/>
-          </w:p>
-        </w:tc>
-        <w:tc>
-          <w:tcPr>
-            <w:tcW w:type="dxa" w:w="1080"/>
+            <w:tcW w:type="dxa" w:w="1530"/>
           </w:tcPr>
           <w:p>
             <w:r>
@@ -252,7 +272,15 @@
         </w:tc>
         <w:tc>
           <w:tcPr>
-            <w:tcW w:type="dxa" w:w="1080"/>
+            <w:tcW w:type="dxa" w:w="1530"/>
+          </w:tcPr>
+          <w:p>
+            <w:r/>
+          </w:p>
+        </w:tc>
+        <w:tc>
+          <w:tcPr>
+            <w:tcW w:type="dxa" w:w="1530"/>
           </w:tcPr>
           <w:p>
             <w:r>
@@ -264,7 +292,7 @@
         </w:tc>
         <w:tc>
           <w:tcPr>
-            <w:tcW w:type="dxa" w:w="1080"/>
+            <w:tcW w:type="dxa" w:w="1530"/>
           </w:tcPr>
           <w:p>
             <w:r>
@@ -276,7 +304,7 @@
         </w:tc>
         <w:tc>
           <w:tcPr>
-            <w:tcW w:type="dxa" w:w="1080"/>
+            <w:tcW w:type="dxa" w:w="1530"/>
           </w:tcPr>
           <w:p>
             <w:r>
@@ -288,7 +316,7 @@
       <w:tr>
         <w:tc>
           <w:tcPr>
-            <w:tcW w:type="dxa" w:w="1080"/>
+            <w:tcW w:type="dxa" w:w="1530"/>
           </w:tcPr>
           <w:p>
             <w:r>
@@ -298,7 +326,7 @@
         </w:tc>
         <w:tc>
           <w:tcPr>
-            <w:tcW w:type="dxa" w:w="1080"/>
+            <w:tcW w:type="dxa" w:w="1530"/>
           </w:tcPr>
           <w:p>
             <w:r>
@@ -308,7 +336,19 @@
         </w:tc>
         <w:tc>
           <w:tcPr>
-            <w:tcW w:type="dxa" w:w="1080"/>
+            <w:tcW w:type="dxa" w:w="1530"/>
+          </w:tcPr>
+          <w:p>
+            <w:r>
+              <w:t>8A</w:t>
+              <w:br/>
+              <w:t>URDU</w:t>
+            </w:r>
+          </w:p>
+        </w:tc>
+        <w:tc>
+          <w:tcPr>
+            <w:tcW w:type="dxa" w:w="1530"/>
           </w:tcPr>
           <w:p>
             <w:r/>
@@ -316,7 +356,7 @@
         </w:tc>
         <w:tc>
           <w:tcPr>
-            <w:tcW w:type="dxa" w:w="1080"/>
+            <w:tcW w:type="dxa" w:w="1530"/>
           </w:tcPr>
           <w:p>
             <w:r>
@@ -328,7 +368,19 @@
         </w:tc>
         <w:tc>
           <w:tcPr>
-            <w:tcW w:type="dxa" w:w="1080"/>
+            <w:tcW w:type="dxa" w:w="1530"/>
+          </w:tcPr>
+          <w:p>
+            <w:r>
+              <w:t>8A</w:t>
+              <w:br/>
+              <w:t>URDU</w:t>
+            </w:r>
+          </w:p>
+        </w:tc>
+        <w:tc>
+          <w:tcPr>
+            <w:tcW w:type="dxa" w:w="1530"/>
           </w:tcPr>
           <w:p>
             <w:r/>
@@ -336,7 +388,47 @@
         </w:tc>
         <w:tc>
           <w:tcPr>
-            <w:tcW w:type="dxa" w:w="1080"/>
+            <w:tcW w:type="dxa" w:w="1530"/>
+          </w:tcPr>
+          <w:p>
+            <w:r>
+              <w:t>9:15-9:50</w:t>
+            </w:r>
+          </w:p>
+        </w:tc>
+      </w:tr>
+      <w:tr>
+        <w:tc>
+          <w:tcPr>
+            <w:tcW w:type="dxa" w:w="1530"/>
+          </w:tcPr>
+          <w:p>
+            <w:r>
+              <w:t>P4</w:t>
+            </w:r>
+          </w:p>
+        </w:tc>
+        <w:tc>
+          <w:tcPr>
+            <w:tcW w:type="dxa" w:w="1530"/>
+          </w:tcPr>
+          <w:p>
+            <w:r>
+              <w:t>10:10-10:50</w:t>
+            </w:r>
+          </w:p>
+        </w:tc>
+        <w:tc>
+          <w:tcPr>
+            <w:tcW w:type="dxa" w:w="1530"/>
+          </w:tcPr>
+          <w:p>
+            <w:r/>
+          </w:p>
+        </w:tc>
+        <w:tc>
+          <w:tcPr>
+            <w:tcW w:type="dxa" w:w="1530"/>
           </w:tcPr>
           <w:p>
             <w:r>
@@ -348,47 +440,7 @@
         </w:tc>
         <w:tc>
           <w:tcPr>
-            <w:tcW w:type="dxa" w:w="1080"/>
-          </w:tcPr>
-          <w:p>
-            <w:r/>
-          </w:p>
-        </w:tc>
-        <w:tc>
-          <w:tcPr>
-            <w:tcW w:type="dxa" w:w="1080"/>
-          </w:tcPr>
-          <w:p>
-            <w:r>
-              <w:t>9:15-9:50</w:t>
-            </w:r>
-          </w:p>
-        </w:tc>
-      </w:tr>
-      <w:tr>
-        <w:tc>
-          <w:tcPr>
-            <w:tcW w:type="dxa" w:w="1080"/>
-          </w:tcPr>
-          <w:p>
-            <w:r>
-              <w:t>P4</w:t>
-            </w:r>
-          </w:p>
-        </w:tc>
-        <w:tc>
-          <w:tcPr>
-            <w:tcW w:type="dxa" w:w="1080"/>
-          </w:tcPr>
-          <w:p>
-            <w:r>
-              <w:t>10:10-10:50</w:t>
-            </w:r>
-          </w:p>
-        </w:tc>
-        <w:tc>
-          <w:tcPr>
-            <w:tcW w:type="dxa" w:w="1080"/>
+            <w:tcW w:type="dxa" w:w="1530"/>
           </w:tcPr>
           <w:p>
             <w:r>
@@ -400,7 +452,167 @@
         </w:tc>
         <w:tc>
           <w:tcPr>
-            <w:tcW w:type="dxa" w:w="1080"/>
+            <w:tcW w:type="dxa" w:w="1530"/>
+          </w:tcPr>
+          <w:p>
+            <w:r/>
+          </w:p>
+        </w:tc>
+        <w:tc>
+          <w:tcPr>
+            <w:tcW w:type="dxa" w:w="1530"/>
+          </w:tcPr>
+          <w:p>
+            <w:r>
+              <w:t>8A</w:t>
+              <w:br/>
+              <w:t>URDU</w:t>
+            </w:r>
+          </w:p>
+        </w:tc>
+        <w:tc>
+          <w:tcPr>
+            <w:tcW w:type="dxa" w:w="1530"/>
+          </w:tcPr>
+          <w:p>
+            <w:r>
+              <w:t>9:50-10:25</w:t>
+            </w:r>
+          </w:p>
+        </w:tc>
+      </w:tr>
+      <w:tr>
+        <w:tc>
+          <w:tcPr>
+            <w:tcW w:type="dxa" w:w="1530"/>
+          </w:tcPr>
+          <w:p>
+            <w:r>
+              <w:t>Lunch</w:t>
+            </w:r>
+          </w:p>
+        </w:tc>
+        <w:tc>
+          <w:tcPr>
+            <w:tcW w:type="dxa" w:w="1530"/>
+          </w:tcPr>
+          <w:p>
+            <w:r>
+              <w:t>10:50-11:20</w:t>
+            </w:r>
+          </w:p>
+        </w:tc>
+        <w:tc>
+          <w:tcPr>
+            <w:tcW w:type="dxa" w:w="1530"/>
+          </w:tcPr>
+          <w:p>
+            <w:r/>
+          </w:p>
+        </w:tc>
+        <w:tc>
+          <w:tcPr>
+            <w:tcW w:type="dxa" w:w="1530"/>
+          </w:tcPr>
+          <w:p>
+            <w:r/>
+          </w:p>
+        </w:tc>
+        <w:tc>
+          <w:tcPr>
+            <w:tcW w:type="dxa" w:w="1530"/>
+          </w:tcPr>
+          <w:p>
+            <w:r/>
+          </w:p>
+        </w:tc>
+        <w:tc>
+          <w:tcPr>
+            <w:tcW w:type="dxa" w:w="1530"/>
+          </w:tcPr>
+          <w:p>
+            <w:r/>
+          </w:p>
+        </w:tc>
+        <w:tc>
+          <w:tcPr>
+            <w:tcW w:type="dxa" w:w="1530"/>
+          </w:tcPr>
+          <w:p>
+            <w:r/>
+          </w:p>
+        </w:tc>
+        <w:tc>
+          <w:tcPr>
+            <w:tcW w:type="dxa" w:w="1530"/>
+          </w:tcPr>
+          <w:p>
+            <w:r>
+              <w:t>10:25-10:55</w:t>
+            </w:r>
+          </w:p>
+        </w:tc>
+      </w:tr>
+      <w:tr>
+        <w:tc>
+          <w:tcPr>
+            <w:tcW w:type="dxa" w:w="1530"/>
+          </w:tcPr>
+          <w:p>
+            <w:r>
+              <w:t>P5</w:t>
+            </w:r>
+          </w:p>
+        </w:tc>
+        <w:tc>
+          <w:tcPr>
+            <w:tcW w:type="dxa" w:w="1530"/>
+          </w:tcPr>
+          <w:p>
+            <w:r>
+              <w:t>11:20-12:00</w:t>
+            </w:r>
+          </w:p>
+        </w:tc>
+        <w:tc>
+          <w:tcPr>
+            <w:tcW w:type="dxa" w:w="1530"/>
+          </w:tcPr>
+          <w:p>
+            <w:r>
+              <w:t>7B</w:t>
+              <w:br/>
+              <w:t>URDU</w:t>
+            </w:r>
+          </w:p>
+        </w:tc>
+        <w:tc>
+          <w:tcPr>
+            <w:tcW w:type="dxa" w:w="1530"/>
+          </w:tcPr>
+          <w:p>
+            <w:r>
+              <w:t>7B</w:t>
+              <w:br/>
+              <w:t>URDU</w:t>
+            </w:r>
+          </w:p>
+        </w:tc>
+        <w:tc>
+          <w:tcPr>
+            <w:tcW w:type="dxa" w:w="1530"/>
+          </w:tcPr>
+          <w:p>
+            <w:r>
+              <w:t>9C</w:t>
+              <w:br/>
+              <w:t>URDU</w:t>
+            </w:r>
+          </w:p>
+        </w:tc>
+        <w:tc>
+          <w:tcPr>
+            <w:tcW w:type="dxa" w:w="1530"/>
           </w:tcPr>
           <w:p>
             <w:r>
@@ -412,7 +624,51 @@
         </w:tc>
         <w:tc>
           <w:tcPr>
-            <w:tcW w:type="dxa" w:w="1080"/>
+            <w:tcW w:type="dxa" w:w="1530"/>
+          </w:tcPr>
+          <w:p>
+            <w:r>
+              <w:t>7B</w:t>
+              <w:br/>
+              <w:t>URDU</w:t>
+            </w:r>
+          </w:p>
+        </w:tc>
+        <w:tc>
+          <w:tcPr>
+            <w:tcW w:type="dxa" w:w="1530"/>
+          </w:tcPr>
+          <w:p>
+            <w:r>
+              <w:t>10:55-11:35</w:t>
+            </w:r>
+          </w:p>
+        </w:tc>
+      </w:tr>
+      <w:tr>
+        <w:tc>
+          <w:tcPr>
+            <w:tcW w:type="dxa" w:w="1530"/>
+          </w:tcPr>
+          <w:p>
+            <w:r>
+              <w:t>P6</w:t>
+            </w:r>
+          </w:p>
+        </w:tc>
+        <w:tc>
+          <w:tcPr>
+            <w:tcW w:type="dxa" w:w="1530"/>
+          </w:tcPr>
+          <w:p>
+            <w:r>
+              <w:t>12:00-12:40</w:t>
+            </w:r>
+          </w:p>
+        </w:tc>
+        <w:tc>
+          <w:tcPr>
+            <w:tcW w:type="dxa" w:w="1530"/>
           </w:tcPr>
           <w:p>
             <w:r>
@@ -424,7 +680,7 @@
         </w:tc>
         <w:tc>
           <w:tcPr>
-            <w:tcW w:type="dxa" w:w="1080"/>
+            <w:tcW w:type="dxa" w:w="1530"/>
           </w:tcPr>
           <w:p>
             <w:r/>
@@ -432,7 +688,75 @@
         </w:tc>
         <w:tc>
           <w:tcPr>
-            <w:tcW w:type="dxa" w:w="1080"/>
+            <w:tcW w:type="dxa" w:w="1530"/>
+          </w:tcPr>
+          <w:p>
+            <w:r/>
+          </w:p>
+        </w:tc>
+        <w:tc>
+          <w:tcPr>
+            <w:tcW w:type="dxa" w:w="1530"/>
+          </w:tcPr>
+          <w:p>
+            <w:r/>
+          </w:p>
+        </w:tc>
+        <w:tc>
+          <w:tcPr>
+            <w:tcW w:type="dxa" w:w="1530"/>
+          </w:tcPr>
+          <w:p>
+            <w:r>
+              <w:t>8B</w:t>
+              <w:br/>
+              <w:t>URDU</w:t>
+            </w:r>
+          </w:p>
+        </w:tc>
+        <w:tc>
+          <w:tcPr>
+            <w:tcW w:type="dxa" w:w="1530"/>
+          </w:tcPr>
+          <w:p>
+            <w:r>
+              <w:t>11:35-12:15</w:t>
+            </w:r>
+          </w:p>
+        </w:tc>
+      </w:tr>
+      <w:tr>
+        <w:tc>
+          <w:tcPr>
+            <w:tcW w:type="dxa" w:w="1530"/>
+          </w:tcPr>
+          <w:p>
+            <w:r>
+              <w:t>P7</w:t>
+            </w:r>
+          </w:p>
+        </w:tc>
+        <w:tc>
+          <w:tcPr>
+            <w:tcW w:type="dxa" w:w="1530"/>
+          </w:tcPr>
+          <w:p>
+            <w:r>
+              <w:t>12:40-1:20</w:t>
+            </w:r>
+          </w:p>
+        </w:tc>
+        <w:tc>
+          <w:tcPr>
+            <w:tcW w:type="dxa" w:w="1530"/>
+          </w:tcPr>
+          <w:p>
+            <w:r/>
+          </w:p>
+        </w:tc>
+        <w:tc>
+          <w:tcPr>
+            <w:tcW w:type="dxa" w:w="1530"/>
           </w:tcPr>
           <w:p>
             <w:r>
@@ -444,39 +768,19 @@
         </w:tc>
         <w:tc>
           <w:tcPr>
-            <w:tcW w:type="dxa" w:w="1080"/>
+            <w:tcW w:type="dxa" w:w="1530"/>
           </w:tcPr>
           <w:p>
             <w:r>
-              <w:t>9:50-10:25</w:t>
-            </w:r>
-          </w:p>
-        </w:tc>
-      </w:tr>
-      <w:tr>
-        <w:tc>
-          <w:tcPr>
-            <w:tcW w:type="dxa" w:w="1080"/>
-          </w:tcPr>
-          <w:p>
-            <w:r>
-              <w:t>Lunch</w:t>
+              <w:t>9B</w:t>
+              <w:br/>
+              <w:t>URDU</w:t>
             </w:r>
           </w:p>
         </w:tc>
         <w:tc>
           <w:tcPr>
-            <w:tcW w:type="dxa" w:w="1080"/>
-          </w:tcPr>
-          <w:p>
-            <w:r>
-              <w:t>10:50-11:20</w:t>
-            </w:r>
-          </w:p>
-        </w:tc>
-        <w:tc>
-          <w:tcPr>
-            <w:tcW w:type="dxa" w:w="1080"/>
+            <w:tcW w:type="dxa" w:w="1530"/>
           </w:tcPr>
           <w:p>
             <w:r/>
@@ -484,7 +788,7 @@
         </w:tc>
         <w:tc>
           <w:tcPr>
-            <w:tcW w:type="dxa" w:w="1080"/>
+            <w:tcW w:type="dxa" w:w="1530"/>
           </w:tcPr>
           <w:p>
             <w:r/>
@@ -492,155 +796,37 @@
         </w:tc>
         <w:tc>
           <w:tcPr>
-            <w:tcW w:type="dxa" w:w="1080"/>
+            <w:tcW w:type="dxa" w:w="1530"/>
           </w:tcPr>
           <w:p>
             <w:r/>
-          </w:p>
-        </w:tc>
-        <w:tc>
-          <w:tcPr>
-            <w:tcW w:type="dxa" w:w="1080"/>
-          </w:tcPr>
-          <w:p>
-            <w:r/>
-          </w:p>
-        </w:tc>
-        <w:tc>
-          <w:tcPr>
-            <w:tcW w:type="dxa" w:w="1080"/>
-          </w:tcPr>
-          <w:p>
-            <w:r/>
-          </w:p>
-        </w:tc>
-        <w:tc>
-          <w:tcPr>
-            <w:tcW w:type="dxa" w:w="1080"/>
-          </w:tcPr>
-          <w:p>
-            <w:r>
-              <w:t>10:25-10:55</w:t>
-            </w:r>
           </w:p>
         </w:tc>
       </w:tr>
       <w:tr>
         <w:tc>
           <w:tcPr>
-            <w:tcW w:type="dxa" w:w="1080"/>
+            <w:tcW w:type="dxa" w:w="1530"/>
           </w:tcPr>
           <w:p>
             <w:r>
-              <w:t>P5</w:t>
+              <w:t>P8</w:t>
             </w:r>
           </w:p>
         </w:tc>
         <w:tc>
           <w:tcPr>
-            <w:tcW w:type="dxa" w:w="1080"/>
+            <w:tcW w:type="dxa" w:w="1530"/>
           </w:tcPr>
           <w:p>
             <w:r>
-              <w:t>11:20-12:00</w:t>
+              <w:t>1:20-2:00</w:t>
             </w:r>
           </w:p>
         </w:tc>
         <w:tc>
           <w:tcPr>
-            <w:tcW w:type="dxa" w:w="1080"/>
-          </w:tcPr>
-          <w:p>
-            <w:r/>
-          </w:p>
-        </w:tc>
-        <w:tc>
-          <w:tcPr>
-            <w:tcW w:type="dxa" w:w="1080"/>
-          </w:tcPr>
-          <w:p>
-            <w:r/>
-          </w:p>
-        </w:tc>
-        <w:tc>
-          <w:tcPr>
-            <w:tcW w:type="dxa" w:w="1080"/>
-          </w:tcPr>
-          <w:p>
-            <w:r>
-              <w:t>7B</w:t>
-              <w:br/>
-              <w:t>URDU</w:t>
-            </w:r>
-          </w:p>
-        </w:tc>
-        <w:tc>
-          <w:tcPr>
-            <w:tcW w:type="dxa" w:w="1080"/>
-          </w:tcPr>
-          <w:p>
-            <w:r/>
-          </w:p>
-        </w:tc>
-        <w:tc>
-          <w:tcPr>
-            <w:tcW w:type="dxa" w:w="1080"/>
-          </w:tcPr>
-          <w:p>
-            <w:r>
-              <w:t>8A</w:t>
-              <w:br/>
-              <w:t>URDU</w:t>
-            </w:r>
-          </w:p>
-        </w:tc>
-        <w:tc>
-          <w:tcPr>
-            <w:tcW w:type="dxa" w:w="1080"/>
-          </w:tcPr>
-          <w:p>
-            <w:r>
-              <w:t>10:55-11:35</w:t>
-            </w:r>
-          </w:p>
-        </w:tc>
-      </w:tr>
-      <w:tr>
-        <w:tc>
-          <w:tcPr>
-            <w:tcW w:type="dxa" w:w="1080"/>
-          </w:tcPr>
-          <w:p>
-            <w:r>
-              <w:t>P6</w:t>
-            </w:r>
-          </w:p>
-        </w:tc>
-        <w:tc>
-          <w:tcPr>
-            <w:tcW w:type="dxa" w:w="1080"/>
-          </w:tcPr>
-          <w:p>
-            <w:r>
-              <w:t>12:00-12:40</w:t>
-            </w:r>
-          </w:p>
-        </w:tc>
-        <w:tc>
-          <w:tcPr>
-            <w:tcW w:type="dxa" w:w="1080"/>
-          </w:tcPr>
-          <w:p>
-            <w:r>
-              <w:t>7B</w:t>
-              <w:br/>
-              <w:t>URDU</w:t>
-            </w:r>
-          </w:p>
-        </w:tc>
-        <w:tc>
-          <w:tcPr>
-            <w:tcW w:type="dxa" w:w="1080"/>
+            <w:tcW w:type="dxa" w:w="1530"/>
           </w:tcPr>
           <w:p>
             <w:r>
@@ -652,7 +838,7 @@
         </w:tc>
         <w:tc>
           <w:tcPr>
-            <w:tcW w:type="dxa" w:w="1080"/>
+            <w:tcW w:type="dxa" w:w="1530"/>
           </w:tcPr>
           <w:p>
             <w:r/>
@@ -660,7 +846,7 @@
         </w:tc>
         <w:tc>
           <w:tcPr>
-            <w:tcW w:type="dxa" w:w="1080"/>
+            <w:tcW w:type="dxa" w:w="1530"/>
           </w:tcPr>
           <w:p>
             <w:r/>
@@ -668,83 +854,7 @@
         </w:tc>
         <w:tc>
           <w:tcPr>
-            <w:tcW w:type="dxa" w:w="1080"/>
-          </w:tcPr>
-          <w:p>
-            <w:r>
-              <w:t>7B</w:t>
-              <w:br/>
-              <w:t>URDU</w:t>
-            </w:r>
-          </w:p>
-        </w:tc>
-        <w:tc>
-          <w:tcPr>
-            <w:tcW w:type="dxa" w:w="1080"/>
-          </w:tcPr>
-          <w:p>
-            <w:r>
-              <w:t>11:35-12:15</w:t>
-            </w:r>
-          </w:p>
-        </w:tc>
-      </w:tr>
-      <w:tr>
-        <w:tc>
-          <w:tcPr>
-            <w:tcW w:type="dxa" w:w="1080"/>
-          </w:tcPr>
-          <w:p>
-            <w:r>
-              <w:t>P7</w:t>
-            </w:r>
-          </w:p>
-        </w:tc>
-        <w:tc>
-          <w:tcPr>
-            <w:tcW w:type="dxa" w:w="1080"/>
-          </w:tcPr>
-          <w:p>
-            <w:r>
-              <w:t>12:40-1:20</w:t>
-            </w:r>
-          </w:p>
-        </w:tc>
-        <w:tc>
-          <w:tcPr>
-            <w:tcW w:type="dxa" w:w="1080"/>
-          </w:tcPr>
-          <w:p>
-            <w:r>
-              <w:t>9B</w:t>
-              <w:br/>
-              <w:t>URDU</w:t>
-            </w:r>
-          </w:p>
-        </w:tc>
-        <w:tc>
-          <w:tcPr>
-            <w:tcW w:type="dxa" w:w="1080"/>
-          </w:tcPr>
-          <w:p>
-            <w:r>
-              <w:t>8A</w:t>
-              <w:br/>
-              <w:t>URDU</w:t>
-            </w:r>
-          </w:p>
-        </w:tc>
-        <w:tc>
-          <w:tcPr>
-            <w:tcW w:type="dxa" w:w="1080"/>
-          </w:tcPr>
-          <w:p>
-            <w:r/>
-          </w:p>
-        </w:tc>
-        <w:tc>
-          <w:tcPr>
-            <w:tcW w:type="dxa" w:w="1080"/>
+            <w:tcW w:type="dxa" w:w="1530"/>
           </w:tcPr>
           <w:p>
             <w:r>
@@ -756,7 +866,7 @@
         </w:tc>
         <w:tc>
           <w:tcPr>
-            <w:tcW w:type="dxa" w:w="1080"/>
+            <w:tcW w:type="dxa" w:w="1530"/>
           </w:tcPr>
           <w:p>
             <w:r/>
@@ -764,93 +874,7 @@
         </w:tc>
         <w:tc>
           <w:tcPr>
-            <w:tcW w:type="dxa" w:w="1080"/>
-          </w:tcPr>
-          <w:p>
-            <w:r/>
-          </w:p>
-        </w:tc>
-      </w:tr>
-      <w:tr>
-        <w:tc>
-          <w:tcPr>
-            <w:tcW w:type="dxa" w:w="1080"/>
-          </w:tcPr>
-          <w:p>
-            <w:r>
-              <w:t>P8</w:t>
-            </w:r>
-          </w:p>
-        </w:tc>
-        <w:tc>
-          <w:tcPr>
-            <w:tcW w:type="dxa" w:w="1080"/>
-          </w:tcPr>
-          <w:p>
-            <w:r>
-              <w:t>1:20-2:00</w:t>
-            </w:r>
-          </w:p>
-        </w:tc>
-        <w:tc>
-          <w:tcPr>
-            <w:tcW w:type="dxa" w:w="1080"/>
-          </w:tcPr>
-          <w:p>
-            <w:r>
-              <w:t>9C</w:t>
-              <w:br/>
-              <w:t>URDU</w:t>
-            </w:r>
-          </w:p>
-        </w:tc>
-        <w:tc>
-          <w:tcPr>
-            <w:tcW w:type="dxa" w:w="1080"/>
-          </w:tcPr>
-          <w:p>
-            <w:r>
-              <w:t>8B</w:t>
-              <w:br/>
-              <w:t>URDU</w:t>
-            </w:r>
-          </w:p>
-        </w:tc>
-        <w:tc>
-          <w:tcPr>
-            <w:tcW w:type="dxa" w:w="1080"/>
-          </w:tcPr>
-          <w:p>
-            <w:r>
-              <w:t>9C</w:t>
-              <w:br/>
-              <w:t>URDU</w:t>
-            </w:r>
-          </w:p>
-        </w:tc>
-        <w:tc>
-          <w:tcPr>
-            <w:tcW w:type="dxa" w:w="1080"/>
-          </w:tcPr>
-          <w:p>
-            <w:r>
-              <w:t>8A</w:t>
-              <w:br/>
-              <w:t>URDU</w:t>
-            </w:r>
-          </w:p>
-        </w:tc>
-        <w:tc>
-          <w:tcPr>
-            <w:tcW w:type="dxa" w:w="1080"/>
-          </w:tcPr>
-          <w:p>
-            <w:r/>
-          </w:p>
-        </w:tc>
-        <w:tc>
-          <w:tcPr>
-            <w:tcW w:type="dxa" w:w="1080"/>
+            <w:tcW w:type="dxa" w:w="1530"/>
           </w:tcPr>
           <w:p>
             <w:r/>
@@ -859,7 +883,7 @@
       </w:tr>
     </w:tbl>
     <w:sectPr>
-      <w:pgSz w:w="12240" w:h="15840"/>
+      <w:pgSz w:w="15840" w:h="12240" w:orient="landscape"/>
       <w:pgMar w:top="1440" w:right="1800" w:bottom="1440" w:left="1800" w:header="720" w:footer="720" w:gutter="0"/>
       <w:cols w:space="720"/>
       <w:docGrid w:linePitch="360"/>

--- a/SHAZIA JAMEEL_timetable.docx
+++ b/SHAZIA JAMEEL_timetable.docx
@@ -212,7 +212,7 @@
           </w:tcPr>
           <w:p>
             <w:r>
-              <w:t>9C</w:t>
+              <w:t>7E</w:t>
               <w:br/>
               <w:t>URDU</w:t>
             </w:r>
@@ -263,11 +263,7 @@
             <w:tcW w:type="dxa" w:w="1530"/>
           </w:tcPr>
           <w:p>
-            <w:r>
-              <w:t>8A</w:t>
-              <w:br/>
-              <w:t>URDU</w:t>
-            </w:r>
+            <w:r/>
           </w:p>
         </w:tc>
         <w:tc>
@@ -284,7 +280,7 @@
           </w:tcPr>
           <w:p>
             <w:r>
-              <w:t>7B</w:t>
+              <w:t>8A</w:t>
               <w:br/>
               <w:t>URDU</w:t>
             </w:r>
@@ -296,7 +292,7 @@
           </w:tcPr>
           <w:p>
             <w:r>
-              <w:t>9B</w:t>
+              <w:t>7B</w:t>
               <w:br/>
               <w:t>URDU</w:t>
             </w:r>
@@ -340,18 +336,10 @@
           </w:tcPr>
           <w:p>
             <w:r>
-              <w:t>8A</w:t>
+              <w:t>8E</w:t>
               <w:br/>
               <w:t>URDU</w:t>
             </w:r>
-          </w:p>
-        </w:tc>
-        <w:tc>
-          <w:tcPr>
-            <w:tcW w:type="dxa" w:w="1530"/>
-          </w:tcPr>
-          <w:p>
-            <w:r/>
           </w:p>
         </w:tc>
         <w:tc>
@@ -384,6 +372,18 @@
           </w:tcPr>
           <w:p>
             <w:r/>
+          </w:p>
+        </w:tc>
+        <w:tc>
+          <w:tcPr>
+            <w:tcW w:type="dxa" w:w="1530"/>
+          </w:tcPr>
+          <w:p>
+            <w:r>
+              <w:t>8B</w:t>
+              <w:br/>
+              <w:t>URDU</w:t>
+            </w:r>
           </w:p>
         </w:tc>
         <w:tc>
@@ -431,8 +431,16 @@
             <w:tcW w:type="dxa" w:w="1530"/>
           </w:tcPr>
           <w:p>
+            <w:r/>
+          </w:p>
+        </w:tc>
+        <w:tc>
+          <w:tcPr>
+            <w:tcW w:type="dxa" w:w="1530"/>
+          </w:tcPr>
+          <w:p>
             <w:r>
-              <w:t>9B</w:t>
+              <w:t>8E</w:t>
               <w:br/>
               <w:t>URDU</w:t>
             </w:r>
@@ -444,7 +452,7 @@
           </w:tcPr>
           <w:p>
             <w:r>
-              <w:t>8A</w:t>
+              <w:t>8E</w:t>
               <w:br/>
               <w:t>URDU</w:t>
             </w:r>
@@ -456,18 +464,6 @@
           </w:tcPr>
           <w:p>
             <w:r/>
-          </w:p>
-        </w:tc>
-        <w:tc>
-          <w:tcPr>
-            <w:tcW w:type="dxa" w:w="1530"/>
-          </w:tcPr>
-          <w:p>
-            <w:r>
-              <w:t>8A</w:t>
-              <w:br/>
-              <w:t>URDU</w:t>
-            </w:r>
           </w:p>
         </w:tc>
         <w:tc>
@@ -580,7 +576,7 @@
           </w:tcPr>
           <w:p>
             <w:r>
-              <w:t>7B</w:t>
+              <w:t>8A</w:t>
               <w:br/>
               <w:t>URDU</w:t>
             </w:r>
@@ -592,7 +588,27 @@
           </w:tcPr>
           <w:p>
             <w:r>
-              <w:t>7B</w:t>
+              <w:t>8A</w:t>
+              <w:br/>
+              <w:t>URDU</w:t>
+            </w:r>
+          </w:p>
+        </w:tc>
+        <w:tc>
+          <w:tcPr>
+            <w:tcW w:type="dxa" w:w="1530"/>
+          </w:tcPr>
+          <w:p>
+            <w:r/>
+          </w:p>
+        </w:tc>
+        <w:tc>
+          <w:tcPr>
+            <w:tcW w:type="dxa" w:w="1530"/>
+          </w:tcPr>
+          <w:p>
+            <w:r>
+              <w:t>7E</w:t>
               <w:br/>
               <w:t>URDU</w:t>
             </w:r>
@@ -604,31 +620,7 @@
           </w:tcPr>
           <w:p>
             <w:r>
-              <w:t>9C</w:t>
-              <w:br/>
-              <w:t>URDU</w:t>
-            </w:r>
-          </w:p>
-        </w:tc>
-        <w:tc>
-          <w:tcPr>
-            <w:tcW w:type="dxa" w:w="1530"/>
-          </w:tcPr>
-          <w:p>
-            <w:r>
-              <w:t>9B</w:t>
-              <w:br/>
-              <w:t>URDU</w:t>
-            </w:r>
-          </w:p>
-        </w:tc>
-        <w:tc>
-          <w:tcPr>
-            <w:tcW w:type="dxa" w:w="1530"/>
-          </w:tcPr>
-          <w:p>
-            <w:r>
-              <w:t>7B</w:t>
+              <w:t>8A</w:t>
               <w:br/>
               <w:t>URDU</w:t>
             </w:r>
@@ -672,7 +664,7 @@
           </w:tcPr>
           <w:p>
             <w:r>
-              <w:t>9B</w:t>
+              <w:t>7E</w:t>
               <w:br/>
               <w:t>URDU</w:t>
             </w:r>
@@ -691,7 +683,11 @@
             <w:tcW w:type="dxa" w:w="1530"/>
           </w:tcPr>
           <w:p>
-            <w:r/>
+            <w:r>
+              <w:t>7E</w:t>
+              <w:br/>
+              <w:t>URDU</w:t>
+            </w:r>
           </w:p>
         </w:tc>
         <w:tc>
@@ -708,7 +704,7 @@
           </w:tcPr>
           <w:p>
             <w:r>
-              <w:t>8B</w:t>
+              <w:t>8E</w:t>
               <w:br/>
               <w:t>URDU</w:t>
             </w:r>
@@ -751,16 +747,8 @@
             <w:tcW w:type="dxa" w:w="1530"/>
           </w:tcPr>
           <w:p>
-            <w:r/>
-          </w:p>
-        </w:tc>
-        <w:tc>
-          <w:tcPr>
-            <w:tcW w:type="dxa" w:w="1530"/>
-          </w:tcPr>
-          <w:p>
             <w:r>
-              <w:t>9C</w:t>
+              <w:t>7B</w:t>
               <w:br/>
               <w:t>URDU</w:t>
             </w:r>
@@ -772,7 +760,7 @@
           </w:tcPr>
           <w:p>
             <w:r>
-              <w:t>9B</w:t>
+              <w:t>7E</w:t>
               <w:br/>
               <w:t>URDU</w:t>
             </w:r>
@@ -784,6 +772,18 @@
           </w:tcPr>
           <w:p>
             <w:r/>
+          </w:p>
+        </w:tc>
+        <w:tc>
+          <w:tcPr>
+            <w:tcW w:type="dxa" w:w="1530"/>
+          </w:tcPr>
+          <w:p>
+            <w:r>
+              <w:t>7B</w:t>
+              <w:br/>
+              <w:t>URDU</w:t>
+            </w:r>
           </w:p>
         </w:tc>
         <w:tc>
@@ -829,8 +829,28 @@
             <w:tcW w:type="dxa" w:w="1530"/>
           </w:tcPr>
           <w:p>
+            <w:r/>
+          </w:p>
+        </w:tc>
+        <w:tc>
+          <w:tcPr>
+            <w:tcW w:type="dxa" w:w="1530"/>
+          </w:tcPr>
+          <w:p>
             <w:r>
-              <w:t>9C</w:t>
+              <w:t>8E</w:t>
+              <w:br/>
+              <w:t>URDU</w:t>
+            </w:r>
+          </w:p>
+        </w:tc>
+        <w:tc>
+          <w:tcPr>
+            <w:tcW w:type="dxa" w:w="1530"/>
+          </w:tcPr>
+          <w:p>
+            <w:r>
+              <w:t>7B</w:t>
               <w:br/>
               <w:t>URDU</w:t>
             </w:r>
@@ -842,26 +862,6 @@
           </w:tcPr>
           <w:p>
             <w:r/>
-          </w:p>
-        </w:tc>
-        <w:tc>
-          <w:tcPr>
-            <w:tcW w:type="dxa" w:w="1530"/>
-          </w:tcPr>
-          <w:p>
-            <w:r/>
-          </w:p>
-        </w:tc>
-        <w:tc>
-          <w:tcPr>
-            <w:tcW w:type="dxa" w:w="1530"/>
-          </w:tcPr>
-          <w:p>
-            <w:r>
-              <w:t>9C</w:t>
-              <w:br/>
-              <w:t>URDU</w:t>
-            </w:r>
           </w:p>
         </w:tc>
         <w:tc>
